--- a/public/reference.docx
+++ b/public/reference.docx
@@ -2,60 +2,317 @@
 <file path=word/document.xml><?xml version="1.0" encoding="utf-8"?>
 <w:document xmlns:w="http://schemas.openxmlformats.org/wordprocessingml/2006/main" xmlns:m="http://schemas.openxmlformats.org/officeDocument/2006/math" xmlns:r="http://schemas.openxmlformats.org/officeDocument/2006/relationships" xmlns:o="urn:schemas-microsoft-com:office:office" xmlns:v="urn:schemas-microsoft-com:vml" xmlns:w10="urn:schemas-microsoft-com:office:word" xmlns:a="http://schemas.openxmlformats.org/drawingml/2006/main" xmlns:pic="http://schemas.openxmlformats.org/drawingml/2006/picture" xmlns:wp="http://schemas.openxmlformats.org/drawingml/2006/wordprocessingDrawing">
   <w:body>
-    <w:bookmarkStart w:id="9" w:name="Xf941d381548e1e767f854efc63d99b7cedfa4e2"/>
+    <w:p>
+      <w:pPr>
+        <w:pStyle w:val="Title"/>
+      </w:pPr>
+      <w:r>
+        <w:t xml:space="preserve">Title</w:t>
+      </w:r>
+    </w:p>
+    <w:p>
+      <w:pPr>
+        <w:pStyle w:val="Subtitle"/>
+      </w:pPr>
+      <w:r>
+        <w:t xml:space="preserve">Subtitle</w:t>
+      </w:r>
+    </w:p>
+    <w:p>
+      <w:pPr>
+        <w:pStyle w:val="Author"/>
+      </w:pPr>
+      <w:r>
+        <w:t xml:space="preserve">Author</w:t>
+      </w:r>
+    </w:p>
+    <w:p>
+      <w:pPr>
+        <w:pStyle w:val="Date"/>
+      </w:pPr>
+      <w:r>
+        <w:t xml:space="preserve">Date</w:t>
+      </w:r>
+    </w:p>
+    <w:p>
+      <w:pPr>
+        <w:pStyle w:val="Abstract"/>
+      </w:pPr>
+      <w:r>
+        <w:t xml:space="preserve">Abstract</w:t>
+      </w:r>
+    </w:p>
     <w:p>
       <w:pPr>
         <w:pStyle w:val="Heading1"/>
       </w:pPr>
+      <w:bookmarkStart w:id="21" w:name="heading-1"/>
       <w:r>
         <w:t xml:space="preserve">Heading 1</w:t>
       </w:r>
-      <w:r>
-        <w:t xml:space="preserve">## Heading 2</w:t>
-      </w:r>
-      <w:r>
-        <w:t xml:space="preserve">paragraph with</w:t>
+      <w:bookmarkEnd w:id="21"/>
+    </w:p>
+    <w:p>
+      <w:pPr>
+        <w:pStyle w:val="Heading2"/>
+      </w:pPr>
+      <w:bookmarkStart w:id="22" w:name="heading-2"/>
+      <w:r>
+        <w:t xml:space="preserve">Heading 2</w:t>
+      </w:r>
+      <w:bookmarkEnd w:id="22"/>
+    </w:p>
+    <w:p>
+      <w:pPr>
+        <w:pStyle w:val="Heading3"/>
+      </w:pPr>
+      <w:bookmarkStart w:id="23" w:name="heading-3"/>
+      <w:r>
+        <w:t xml:space="preserve">Heading 3</w:t>
+      </w:r>
+      <w:bookmarkEnd w:id="23"/>
+    </w:p>
+    <w:p>
+      <w:pPr>
+        <w:pStyle w:val="Heading4"/>
+      </w:pPr>
+      <w:bookmarkStart w:id="24" w:name="heading-4"/>
+      <w:r>
+        <w:t xml:space="preserve">Heading 4</w:t>
+      </w:r>
+      <w:bookmarkEnd w:id="24"/>
+    </w:p>
+    <w:p>
+      <w:pPr>
+        <w:pStyle w:val="Heading5"/>
+      </w:pPr>
+      <w:bookmarkStart w:id="25" w:name="heading-5"/>
+      <w:r>
+        <w:t xml:space="preserve">Heading 5</w:t>
+      </w:r>
+      <w:bookmarkEnd w:id="25"/>
+    </w:p>
+    <w:p>
+      <w:pPr>
+        <w:pStyle w:val="Heading6"/>
+      </w:pPr>
+      <w:bookmarkStart w:id="26" w:name="heading-6"/>
+      <w:r>
+        <w:t xml:space="preserve">Heading 6</w:t>
+      </w:r>
+      <w:bookmarkEnd w:id="26"/>
+    </w:p>
+    <w:p>
+      <w:pPr>
+        <w:pStyle w:val="Heading7"/>
+      </w:pPr>
+      <w:bookmarkStart w:id="27" w:name="heading-7"/>
+      <w:r>
+        <w:t xml:space="preserve">Heading 7</w:t>
+      </w:r>
+      <w:bookmarkEnd w:id="27"/>
+    </w:p>
+    <w:p>
+      <w:pPr>
+        <w:pStyle w:val="Heading8"/>
+      </w:pPr>
+      <w:bookmarkStart w:id="28" w:name="heading-8"/>
+      <w:r>
+        <w:t xml:space="preserve">Heading 8</w:t>
+      </w:r>
+      <w:bookmarkEnd w:id="28"/>
+    </w:p>
+    <w:p>
+      <w:pPr>
+        <w:pStyle w:val="Heading9"/>
+      </w:pPr>
+      <w:bookmarkStart w:id="29" w:name="heading-9"/>
+      <w:r>
+        <w:t xml:space="preserve">Heading 9</w:t>
+      </w:r>
+      <w:bookmarkEnd w:id="29"/>
+    </w:p>
+    <w:p>
+      <w:pPr>
+        <w:pStyle w:val="FirstParagraph"/>
+      </w:pPr>
+      <w:r>
+        <w:t xml:space="preserve">First Paragraph.</w:t>
+      </w:r>
+    </w:p>
+    <w:p>
+      <w:pPr>
+        <w:pStyle w:val="BodyText"/>
+      </w:pPr>
+      <w:r>
+        <w:t xml:space="preserve">Body Text. Body Text Char.</w:t>
       </w:r>
       <w:r>
         <w:t xml:space="preserve"> </w:t>
       </w:r>
       <w:r>
         <w:rPr>
-          <w:b/>
-          <w:bCs/>
+          <w:rStyle w:val="VerbatimChar"/>
         </w:rPr>
-        <w:t xml:space="preserve">bold</w:t>
+        <w:t xml:space="preserve">Verbatim Char</w:t>
+      </w:r>
+      <w:r>
+        <w:t xml:space="preserve">.</w:t>
       </w:r>
       <w:r>
         <w:t xml:space="preserve"> </w:t>
       </w:r>
-      <w:r>
-        <w:t xml:space="preserve">and</w:t>
+      <w:hyperlink r:id="rId30">
+        <w:r>
+          <w:rPr>
+            <w:rStyle w:val="Hyperlink"/>
+          </w:rPr>
+          <w:t xml:space="preserve">Hyperlink</w:t>
+        </w:r>
+      </w:hyperlink>
+      <w:r>
+        <w:t xml:space="preserve">.</w:t>
       </w:r>
       <w:r>
         <w:t xml:space="preserve"> </w:t>
       </w:r>
       <w:r>
+        <w:t xml:space="preserve">Footnote.</w:t>
+      </w:r>
+      <w:r>
         <w:rPr>
-          <w:i/>
-          <w:iCs/>
+          <w:rStyle w:val="FootnoteReference"/>
         </w:rPr>
-        <w:t xml:space="preserve">italic</w:t>
-      </w:r>
-      <w:r>
-        <w:t xml:space="preserve">.</w:t>
-      </w:r>
-      <w:r>
-        <w:t xml:space="preserve">- List item 1</w:t>
-      </w:r>
-      <w:r>
-        <w:t xml:space="preserve">- List item 2</w:t>
-      </w:r>
-      <w:r>
-        <w:t xml:space="preserve">&gt; Blockquote</w:t>
-      </w:r>
-    </w:p>
-    <w:bookmarkEnd w:id="9"/>
+        <w:footnoteReference w:id="31"/>
+      </w:r>
+    </w:p>
+    <w:p>
+      <w:pPr>
+        <w:pStyle w:val="BlockText"/>
+      </w:pPr>
+      <w:r>
+        <w:t xml:space="preserve">Block Text.</w:t>
+      </w:r>
+    </w:p>
+    <w:p>
+      <w:pPr>
+        <w:pStyle w:val="TableCaption"/>
+      </w:pPr>
+      <w:r>
+        <w:t xml:space="preserve">Table caption.</w:t>
+      </w:r>
+    </w:p>
+    <w:tbl>
+      <w:tblPr>
+        <w:tblStyle w:val="Table"/>
+        <w:tblLook w:firstRow="1"/>
+        <w:tblCaption w:val="Table caption."/>
+      </w:tblPr>
+      <w:tblGrid/>
+      <w:tr>
+        <w:trPr>
+          <w:cnfStyle w:firstRow="1" w:val="100000000000"/>
+        </w:trPr>
+        <w:tc>
+          <w:tcPr>
+            <w:tcBorders>
+              <w:bottom w:val="single"/>
+            </w:tcBorders>
+            <w:vAlign w:val="bottom"/>
+          </w:tcPr>
+          <w:p>
+            <w:pPr>
+              <w:pStyle w:val="Compact"/>
+              <w:jc w:val="left"/>
+            </w:pPr>
+            <w:r>
+              <w:t xml:space="preserve">Table</w:t>
+            </w:r>
+          </w:p>
+        </w:tc>
+        <w:tc>
+          <w:tcPr>
+            <w:tcBorders>
+              <w:bottom w:val="single"/>
+            </w:tcBorders>
+            <w:vAlign w:val="bottom"/>
+          </w:tcPr>
+          <w:p>
+            <w:pPr>
+              <w:pStyle w:val="Compact"/>
+              <w:jc w:val="left"/>
+            </w:pPr>
+            <w:r>
+              <w:t xml:space="preserve">Table</w:t>
+            </w:r>
+          </w:p>
+        </w:tc>
+      </w:tr>
+      <w:tr>
+        <w:tc>
+          <w:p>
+            <w:pPr>
+              <w:pStyle w:val="Compact"/>
+              <w:jc w:val="left"/>
+            </w:pPr>
+            <w:r>
+              <w:t xml:space="preserve">1</w:t>
+            </w:r>
+          </w:p>
+        </w:tc>
+        <w:tc>
+          <w:p>
+            <w:pPr>
+              <w:pStyle w:val="Compact"/>
+              <w:jc w:val="left"/>
+            </w:pPr>
+            <w:r>
+              <w:t xml:space="preserve">2</w:t>
+            </w:r>
+          </w:p>
+        </w:tc>
+      </w:tr>
+    </w:tbl>
+    <w:p>
+      <w:pPr>
+        <w:pStyle w:val="ImageCaption"/>
+      </w:pPr>
+      <w:r>
+        <w:t xml:space="preserve">Image Caption</w:t>
+      </w:r>
+    </w:p>
+    <w:p>
+      <w:pPr>
+        <w:pStyle w:val="DefinitionTerm"/>
+      </w:pPr>
+      <w:r>
+        <w:t xml:space="preserve">DefinitionTerm</w:t>
+      </w:r>
+    </w:p>
+    <w:p>
+      <w:pPr>
+        <w:pStyle w:val="Definition"/>
+      </w:pPr>
+      <w:r>
+        <w:t xml:space="preserve">Definition</w:t>
+      </w:r>
+    </w:p>
+    <w:p>
+      <w:pPr>
+        <w:pStyle w:val="DefinitionTerm"/>
+      </w:pPr>
+      <w:r>
+        <w:t xml:space="preserve">DefinitionTerm</w:t>
+      </w:r>
+    </w:p>
+    <w:p>
+      <w:pPr>
+        <w:pStyle w:val="Definition"/>
+      </w:pPr>
+      <w:r>
+        <w:t xml:space="preserve">Definition</w:t>
+      </w:r>
+    </w:p>
     <w:sectPr>
       <w:footnotePr>
         <w:numRestart w:val="eachSect"/>
@@ -85,20 +342,47 @@
       </w:r>
     </w:p>
   </w:footnote>
+  <w:footnote w:id="31">
+    <w:p>
+      <w:pPr>
+        <w:pStyle w:val="FootnoteText"/>
+      </w:pPr>
+      <w:r>
+        <w:rPr>
+          <w:rStyle w:val="FootnoteReference"/>
+        </w:rPr>
+        <w:footnoteRef/>
+      </w:r>
+      <w:r>
+        <w:t>Footnote Text.</w:t>
+      </w:r>
+    </w:p>
+    <w:p>
+      <w:pPr>
+        <w:pStyle w:val="FootnoteBlockText"/>
+      </w:pPr>
+      <w:r>
+        <w:t>Footnote Block Text</w:t>
+      </w:r>
+    </w:p>
+  </w:footnote>
 </w:footnotes>
 </file>
 
 <file path=word/numbering.xml><?xml version="1.0" encoding="utf-8"?>
 <w:numbering xmlns:w="http://schemas.openxmlformats.org/wordprocessingml/2006/main">
   <w:abstractNum w:abstractNumId="990">
-    <w:nsid w:val="0000A990"/>
+    <w:nsid w:val="170cd2de"/>
     <w:multiLevelType w:val="multilevel"/>
     <w:lvl w:ilvl="0">
       <w:numFmt w:val="bullet"/>
       <w:lvlText w:val=" "/>
       <w:lvlJc w:val="left"/>
       <w:pPr>
-        <w:ind w:left="720" w:hanging="360"/>
+        <w:tabs>
+          <w:tab w:val="num" w:pos="0"/>
+        </w:tabs>
+        <w:ind w:left="480" w:hanging="480"/>
       </w:pPr>
     </w:lvl>
     <w:lvl w:ilvl="1">
@@ -106,7 +390,10 @@
       <w:lvlText w:val=" "/>
       <w:lvlJc w:val="left"/>
       <w:pPr>
-        <w:ind w:left="1440" w:hanging="360"/>
+        <w:tabs>
+          <w:tab w:val="num" w:pos="720"/>
+        </w:tabs>
+        <w:ind w:left="1200" w:hanging="480"/>
       </w:pPr>
     </w:lvl>
     <w:lvl w:ilvl="2">
@@ -114,7 +401,10 @@
       <w:lvlText w:val=" "/>
       <w:lvlJc w:val="left"/>
       <w:pPr>
-        <w:ind w:left="2160" w:hanging="360"/>
+        <w:tabs>
+          <w:tab w:val="num" w:pos="1440"/>
+        </w:tabs>
+        <w:ind w:left="1920" w:hanging="480"/>
       </w:pPr>
     </w:lvl>
     <w:lvl w:ilvl="3">
@@ -122,7 +412,10 @@
       <w:lvlText w:val=" "/>
       <w:lvlJc w:val="left"/>
       <w:pPr>
-        <w:ind w:left="2880" w:hanging="360"/>
+        <w:tabs>
+          <w:tab w:val="num" w:pos="2160"/>
+        </w:tabs>
+        <w:ind w:left="2640" w:hanging="480"/>
       </w:pPr>
     </w:lvl>
     <w:lvl w:ilvl="4">
@@ -130,7 +423,10 @@
       <w:lvlText w:val=" "/>
       <w:lvlJc w:val="left"/>
       <w:pPr>
-        <w:ind w:left="3600" w:hanging="360"/>
+        <w:tabs>
+          <w:tab w:val="num" w:pos="2880"/>
+        </w:tabs>
+        <w:ind w:left="3360" w:hanging="480"/>
       </w:pPr>
     </w:lvl>
     <w:lvl w:ilvl="5">
@@ -138,7 +434,10 @@
       <w:lvlText w:val=" "/>
       <w:lvlJc w:val="left"/>
       <w:pPr>
-        <w:ind w:left="4320" w:hanging="360"/>
+        <w:tabs>
+          <w:tab w:val="num" w:pos="3600"/>
+        </w:tabs>
+        <w:ind w:left="4080" w:hanging="480"/>
       </w:pPr>
     </w:lvl>
     <w:lvl w:ilvl="6">
@@ -146,7 +445,10 @@
       <w:lvlText w:val=" "/>
       <w:lvlJc w:val="left"/>
       <w:pPr>
-        <w:ind w:left="5040" w:hanging="360"/>
+        <w:tabs>
+          <w:tab w:val="num" w:pos="4320"/>
+        </w:tabs>
+        <w:ind w:left="4800" w:hanging="480"/>
       </w:pPr>
     </w:lvl>
     <w:lvl w:ilvl="7">
@@ -154,7 +456,10 @@
       <w:lvlText w:val=" "/>
       <w:lvlJc w:val="left"/>
       <w:pPr>
-        <w:ind w:left="5760" w:hanging="360"/>
+        <w:tabs>
+          <w:tab w:val="num" w:pos="5040"/>
+        </w:tabs>
+        <w:ind w:left="5520" w:hanging="480"/>
       </w:pPr>
     </w:lvl>
     <w:lvl w:ilvl="8">
@@ -162,7 +467,10 @@
       <w:lvlText w:val=" "/>
       <w:lvlJc w:val="left"/>
       <w:pPr>
-        <w:ind w:left="6480" w:hanging="360"/>
+        <w:tabs>
+          <w:tab w:val="num" w:pos="5760"/>
+        </w:tabs>
+        <w:ind w:left="6240" w:hanging="480"/>
       </w:pPr>
     </w:lvl>
   </w:abstractNum>
@@ -177,10 +485,10 @@
   <w:docDefaults>
     <w:rPrDefault>
       <w:rPr>
-        <w:rFonts w:asciiTheme="minorHAnsi" w:cstheme="minorBidi" w:eastAsiaTheme="minorEastAsia" w:hAnsiTheme="minorHAnsi"/>
+        <w:rFonts w:asciiTheme="minorHAnsi" w:eastAsiaTheme="minorEastAsia" w:hAnsiTheme="minorHAnsi" w:cstheme="minorBidi"/>
         <w:sz w:val="24"/>
         <w:szCs w:val="24"/>
-        <w:lang w:bidi="ar-SA" w:eastAsia="zh-CN" w:val="en-US"/>
+        <w:lang w:val="en-US" w:eastAsia="zh-CN" w:bidi="ar-SA"/>
       </w:rPr>
     </w:rPrDefault>
     <w:pPrDefault>
@@ -189,35 +497,35 @@
       </w:pPr>
     </w:pPrDefault>
   </w:docDefaults>
-  <w:latentStyles w:count="276" w:defLockedState="0" w:defQFormat="0" w:defSemiHidden="0" w:defUIPriority="0" w:defUnhideWhenUsed="0"/>
-  <w:style w:default="1" w:styleId="Normal" w:type="paragraph">
+  <w:latentStyles w:defLockedState="0" w:defUIPriority="0" w:defSemiHidden="0" w:defUnhideWhenUsed="0" w:defQFormat="0" w:count="276"/>
+  <w:style w:type="paragraph" w:default="1" w:styleId="Normal">
     <w:name w:val="Normal"/>
     <w:qFormat/>
   </w:style>
-  <w:style w:styleId="BodyText" w:type="paragraph">
+  <w:style w:type="paragraph" w:styleId="BodyText">
     <w:name w:val="Body Text"/>
     <w:basedOn w:val="Normal"/>
     <w:link w:val="BodyTextChar"/>
     <w:qFormat/>
     <w:pPr>
-      <w:spacing w:after="180" w:before="180"/>
-    </w:pPr>
-  </w:style>
-  <w:style w:customStyle="1" w:styleId="FirstParagraph" w:type="paragraph">
+      <w:spacing w:before="180" w:after="180"/>
+    </w:pPr>
+  </w:style>
+  <w:style w:type="paragraph" w:customStyle="1" w:styleId="FirstParagraph">
     <w:name w:val="First Paragraph"/>
     <w:basedOn w:val="BodyText"/>
     <w:next w:val="BodyText"/>
     <w:qFormat/>
   </w:style>
-  <w:style w:customStyle="1" w:styleId="Compact" w:type="paragraph">
+  <w:style w:type="paragraph" w:customStyle="1" w:styleId="Compact">
     <w:name w:val="Compact"/>
     <w:basedOn w:val="BodyText"/>
     <w:qFormat/>
     <w:pPr>
-      <w:spacing w:after="36" w:before="36"/>
-    </w:pPr>
-  </w:style>
-  <w:style w:styleId="Title" w:type="paragraph">
+      <w:spacing w:before="36" w:after="36"/>
+    </w:pPr>
+  </w:style>
+  <w:style w:type="paragraph" w:styleId="Title">
     <w:name w:val="Title"/>
     <w:basedOn w:val="Normal"/>
     <w:next w:val="BodyText"/>
@@ -231,24 +539,24 @@
       <w:jc w:val="center"/>
     </w:pPr>
     <w:rPr>
-      <w:rFonts w:asciiTheme="majorHAnsi" w:cstheme="majorBidi" w:eastAsiaTheme="majorEastAsia" w:hAnsiTheme="majorHAnsi"/>
+      <w:rFonts w:asciiTheme="majorHAnsi" w:eastAsiaTheme="majorEastAsia" w:hAnsiTheme="majorHAnsi" w:cstheme="majorBidi"/>
       <w:sz w:val="56"/>
       <w:szCs w:val="56"/>
     </w:rPr>
   </w:style>
-  <w:style w:customStyle="1" w:styleId="TitleChar" w:type="character">
+  <w:style w:type="character" w:customStyle="1" w:styleId="TitleChar">
     <w:name w:val="Title Char"/>
     <w:basedOn w:val="DefaultParagraphFont"/>
     <w:link w:val="Title"/>
     <w:uiPriority w:val="10"/>
     <w:rsid w:val="00A10FD9"/>
     <w:rPr>
-      <w:rFonts w:asciiTheme="majorHAnsi" w:cstheme="majorBidi" w:eastAsiaTheme="majorEastAsia" w:hAnsiTheme="majorHAnsi"/>
+      <w:rFonts w:asciiTheme="majorHAnsi" w:eastAsiaTheme="majorEastAsia" w:hAnsiTheme="majorHAnsi" w:cstheme="majorBidi"/>
       <w:sz w:val="56"/>
       <w:szCs w:val="56"/>
     </w:rPr>
   </w:style>
-  <w:style w:styleId="Subtitle" w:type="paragraph">
+  <w:style w:type="paragraph" w:styleId="Subtitle">
     <w:name w:val="Subtitle"/>
     <w:basedOn w:val="Title"/>
     <w:next w:val="BodyText"/>
@@ -262,27 +570,27 @@
       </w:numPr>
     </w:pPr>
     <w:rPr>
-      <w:rFonts w:cstheme="majorBidi" w:eastAsiaTheme="majorEastAsia"/>
+      <w:rFonts w:eastAsiaTheme="majorEastAsia" w:cstheme="majorBidi"/>
       <w:spacing w:val="15"/>
       <w:sz w:val="28"/>
       <w:szCs w:val="28"/>
     </w:rPr>
   </w:style>
-  <w:style w:customStyle="1" w:styleId="SubtitleChar" w:type="character">
+  <w:style w:type="character" w:customStyle="1" w:styleId="SubtitleChar">
     <w:name w:val="Subtitle Char"/>
     <w:basedOn w:val="DefaultParagraphFont"/>
     <w:link w:val="Subtitle"/>
     <w:uiPriority w:val="11"/>
     <w:rsid w:val="00A10FD9"/>
     <w:rPr>
-      <w:rFonts w:cstheme="majorBidi" w:eastAsiaTheme="majorEastAsia"/>
-      <w:color w:themeColor="text1" w:themeTint="A6" w:val="595959"/>
+      <w:rFonts w:eastAsiaTheme="majorEastAsia" w:cstheme="majorBidi"/>
+      <w:color w:val="595959" w:themeColor="text1" w:themeTint="A6"/>
       <w:spacing w:val="15"/>
       <w:sz w:val="28"/>
       <w:szCs w:val="28"/>
     </w:rPr>
   </w:style>
-  <w:style w:customStyle="1" w:styleId="Author" w:type="paragraph">
+  <w:style w:type="paragraph" w:customStyle="1" w:styleId="Author">
     <w:name w:val="Author"/>
     <w:basedOn w:val="Title"/>
     <w:next w:val="BodyText"/>
@@ -296,7 +604,7 @@
       <w:szCs w:val="24"/>
     </w:rPr>
   </w:style>
-  <w:style w:styleId="Date" w:type="paragraph">
+  <w:style w:type="paragraph" w:styleId="Date">
     <w:name w:val="Date"/>
     <w:basedOn w:val="Title"/>
     <w:next w:val="BodyText"/>
@@ -310,7 +618,7 @@
       <w:szCs w:val="24"/>
     </w:rPr>
   </w:style>
-  <w:style w:customStyle="1" w:styleId="AbstractTitle" w:type="paragraph">
+  <w:style w:type="paragraph" w:customStyle="1" w:styleId="AbstractTitle">
     <w:name w:val="Abstract Title"/>
     <w:basedOn w:val="Normal"/>
     <w:next w:val="Abstract"/>
@@ -318,7 +626,7 @@
     <w:pPr>
       <w:keepNext/>
       <w:keepLines/>
-      <w:spacing w:after="0" w:before="300"/>
+      <w:spacing w:before="300" w:after="0"/>
       <w:jc w:val="center"/>
     </w:pPr>
     <w:rPr>
@@ -327,7 +635,7 @@
       <w:szCs w:val="20"/>
     </w:rPr>
   </w:style>
-  <w:style w:customStyle="1" w:styleId="Abstract" w:type="paragraph">
+  <w:style w:type="paragraph" w:customStyle="1" w:styleId="Abstract">
     <w:name w:val="Abstract"/>
     <w:basedOn w:val="Normal"/>
     <w:next w:val="BodyText"/>
@@ -335,14 +643,14 @@
     <w:pPr>
       <w:keepNext/>
       <w:keepLines/>
-      <w:spacing w:after="300" w:before="100"/>
+      <w:spacing w:before="100" w:after="300"/>
     </w:pPr>
     <w:rPr>
       <w:sz w:val="20"/>
       <w:szCs w:val="20"/>
     </w:rPr>
   </w:style>
-  <w:style w:styleId="Bibliography" w:type="paragraph">
+  <w:style w:type="paragraph" w:styleId="Bibliography">
     <w:name w:val="Bibliography"/>
     <w:basedOn w:val="Normal"/>
     <w:next w:val="Bibliography"/>
@@ -350,7 +658,7 @@
     <w:pPr/>
     <w:rPr/>
   </w:style>
-  <w:style w:styleId="Heading1" w:type="paragraph">
+  <w:style w:type="paragraph" w:styleId="Heading1">
     <w:name w:val="heading 1"/>
     <w:basedOn w:val="Normal"/>
     <w:next w:val="BodyText"/>
@@ -361,17 +669,17 @@
     <w:pPr>
       <w:keepNext/>
       <w:keepLines/>
-      <w:spacing w:after="80" w:before="360"/>
+      <w:spacing w:before="360" w:after="80"/>
       <w:outlineLvl w:val="0"/>
     </w:pPr>
     <w:rPr>
-      <w:rFonts w:asciiTheme="majorHAnsi" w:cstheme="majorBidi" w:eastAsiaTheme="majorEastAsia" w:hAnsiTheme="majorHAnsi"/>
-      <w:color w:themeColor="accent1" w:themeShade="BF" w:val="0F4761"/>
+      <w:rFonts w:asciiTheme="majorHAnsi" w:eastAsiaTheme="majorEastAsia" w:hAnsiTheme="majorHAnsi" w:cstheme="majorBidi"/>
+      <w:color w:val="0F4761" w:themeColor="accent1" w:themeShade="BF"/>
       <w:sz w:val="40"/>
       <w:szCs w:val="40"/>
     </w:rPr>
   </w:style>
-  <w:style w:styleId="Heading2" w:type="paragraph">
+  <w:style w:type="paragraph" w:styleId="Heading2">
     <w:name w:val="heading 2"/>
     <w:basedOn w:val="Normal"/>
     <w:next w:val="BodyText"/>
@@ -384,17 +692,17 @@
     <w:pPr>
       <w:keepNext/>
       <w:keepLines/>
-      <w:spacing w:after="80" w:before="160"/>
+      <w:spacing w:before="160" w:after="80"/>
       <w:outlineLvl w:val="1"/>
     </w:pPr>
     <w:rPr>
-      <w:rFonts w:asciiTheme="majorHAnsi" w:cstheme="majorBidi" w:eastAsiaTheme="majorEastAsia" w:hAnsiTheme="majorHAnsi"/>
-      <w:color w:themeColor="accent1" w:themeShade="BF" w:val="0F4761"/>
+      <w:rFonts w:asciiTheme="majorHAnsi" w:eastAsiaTheme="majorEastAsia" w:hAnsiTheme="majorHAnsi" w:cstheme="majorBidi"/>
+      <w:color w:val="0F4761" w:themeColor="accent1" w:themeShade="BF"/>
       <w:sz w:val="32"/>
       <w:szCs w:val="32"/>
     </w:rPr>
   </w:style>
-  <w:style w:styleId="Heading3" w:type="paragraph">
+  <w:style w:type="paragraph" w:styleId="Heading3">
     <w:name w:val="heading 3"/>
     <w:basedOn w:val="Normal"/>
     <w:next w:val="BodyText"/>
@@ -407,17 +715,17 @@
     <w:pPr>
       <w:keepNext/>
       <w:keepLines/>
-      <w:spacing w:after="80" w:before="160"/>
+      <w:spacing w:before="160" w:after="80"/>
       <w:outlineLvl w:val="2"/>
     </w:pPr>
     <w:rPr>
-      <w:rFonts w:cstheme="majorBidi" w:eastAsiaTheme="majorEastAsia"/>
-      <w:color w:themeColor="accent1" w:themeShade="BF" w:val="0F4761"/>
+      <w:rFonts w:eastAsiaTheme="majorEastAsia" w:cstheme="majorBidi"/>
+      <w:color w:val="0F4761" w:themeColor="accent1" w:themeShade="BF"/>
       <w:sz w:val="28"/>
       <w:szCs w:val="28"/>
     </w:rPr>
   </w:style>
-  <w:style w:styleId="Heading4" w:type="paragraph">
+  <w:style w:type="paragraph" w:styleId="Heading4">
     <w:name w:val="heading 4"/>
     <w:basedOn w:val="Normal"/>
     <w:next w:val="BodyText"/>
@@ -430,17 +738,17 @@
     <w:pPr>
       <w:keepNext/>
       <w:keepLines/>
-      <w:spacing w:after="40" w:before="80"/>
+      <w:spacing w:before="80" w:after="40"/>
       <w:outlineLvl w:val="3"/>
     </w:pPr>
     <w:rPr>
-      <w:rFonts w:cstheme="majorBidi" w:eastAsiaTheme="majorEastAsia"/>
+      <w:rFonts w:eastAsiaTheme="majorEastAsia" w:cstheme="majorBidi"/>
       <w:i/>
       <w:iCs/>
-      <w:color w:themeColor="accent1" w:themeShade="BF" w:val="0F4761"/>
-    </w:rPr>
-  </w:style>
-  <w:style w:styleId="Heading5" w:type="paragraph">
+      <w:color w:val="0F4761" w:themeColor="accent1" w:themeShade="BF"/>
+    </w:rPr>
+  </w:style>
+  <w:style w:type="paragraph" w:styleId="Heading5">
     <w:name w:val="heading 5"/>
     <w:basedOn w:val="Normal"/>
     <w:next w:val="BodyText"/>
@@ -453,15 +761,15 @@
     <w:pPr>
       <w:keepNext/>
       <w:keepLines/>
-      <w:spacing w:after="40" w:before="80"/>
+      <w:spacing w:before="80" w:after="40"/>
       <w:outlineLvl w:val="4"/>
     </w:pPr>
     <w:rPr>
-      <w:rFonts w:cstheme="majorBidi" w:eastAsiaTheme="majorEastAsia"/>
-      <w:color w:themeColor="accent1" w:themeShade="BF" w:val="0F4761"/>
-    </w:rPr>
-  </w:style>
-  <w:style w:styleId="Heading6" w:type="paragraph">
+      <w:rFonts w:eastAsiaTheme="majorEastAsia" w:cstheme="majorBidi"/>
+      <w:color w:val="0F4761" w:themeColor="accent1" w:themeShade="BF"/>
+    </w:rPr>
+  </w:style>
+  <w:style w:type="paragraph" w:styleId="Heading6">
     <w:name w:val="heading 6"/>
     <w:basedOn w:val="Normal"/>
     <w:next w:val="BodyText"/>
@@ -474,17 +782,17 @@
     <w:pPr>
       <w:keepNext/>
       <w:keepLines/>
-      <w:spacing w:after="0" w:before="40"/>
+      <w:spacing w:before="40" w:after="0"/>
       <w:outlineLvl w:val="5"/>
     </w:pPr>
     <w:rPr>
-      <w:rFonts w:cstheme="majorBidi" w:eastAsiaTheme="majorEastAsia"/>
+      <w:rFonts w:eastAsiaTheme="majorEastAsia" w:cstheme="majorBidi"/>
       <w:i/>
       <w:iCs/>
-      <w:color w:themeColor="text1" w:themeTint="A6" w:val="595959"/>
-    </w:rPr>
-  </w:style>
-  <w:style w:styleId="Heading7" w:type="paragraph">
+      <w:color w:val="595959" w:themeColor="text1" w:themeTint="A6"/>
+    </w:rPr>
+  </w:style>
+  <w:style w:type="paragraph" w:styleId="Heading7">
     <w:name w:val="heading 7"/>
     <w:basedOn w:val="Normal"/>
     <w:next w:val="BodyText"/>
@@ -497,15 +805,15 @@
     <w:pPr>
       <w:keepNext/>
       <w:keepLines/>
-      <w:spacing w:after="0" w:before="40"/>
+      <w:spacing w:before="40" w:after="0"/>
       <w:outlineLvl w:val="6"/>
     </w:pPr>
     <w:rPr>
-      <w:rFonts w:cstheme="majorBidi" w:eastAsiaTheme="majorEastAsia"/>
-      <w:color w:themeColor="text1" w:themeTint="A6" w:val="595959"/>
-    </w:rPr>
-  </w:style>
-  <w:style w:styleId="Heading8" w:type="paragraph">
+      <w:rFonts w:eastAsiaTheme="majorEastAsia" w:cstheme="majorBidi"/>
+      <w:color w:val="595959" w:themeColor="text1" w:themeTint="A6"/>
+    </w:rPr>
+  </w:style>
+  <w:style w:type="paragraph" w:styleId="Heading8">
     <w:name w:val="heading 8"/>
     <w:basedOn w:val="Normal"/>
     <w:next w:val="BodyText"/>
@@ -522,13 +830,13 @@
       <w:outlineLvl w:val="7"/>
     </w:pPr>
     <w:rPr>
-      <w:rFonts w:cstheme="majorBidi" w:eastAsiaTheme="majorEastAsia"/>
+      <w:rFonts w:eastAsiaTheme="majorEastAsia" w:cstheme="majorBidi"/>
       <w:i/>
       <w:iCs/>
-      <w:color w:themeColor="text1" w:themeTint="D8" w:val="272727"/>
-    </w:rPr>
-  </w:style>
-  <w:style w:styleId="Heading9" w:type="paragraph">
+      <w:color w:val="272727" w:themeColor="text1" w:themeTint="D8"/>
+    </w:rPr>
+  </w:style>
+  <w:style w:type="paragraph" w:styleId="Heading9">
     <w:name w:val="heading 9"/>
     <w:basedOn w:val="Normal"/>
     <w:next w:val="BodyText"/>
@@ -545,24 +853,24 @@
       <w:outlineLvl w:val="8"/>
     </w:pPr>
     <w:rPr>
-      <w:rFonts w:cstheme="majorBidi" w:eastAsiaTheme="majorEastAsia"/>
-      <w:color w:themeColor="text1" w:themeTint="D8" w:val="272727"/>
-    </w:rPr>
-  </w:style>
-  <w:style w:customStyle="1" w:styleId="Heading1Char" w:type="character">
+      <w:rFonts w:eastAsiaTheme="majorEastAsia" w:cstheme="majorBidi"/>
+      <w:color w:val="272727" w:themeColor="text1" w:themeTint="D8"/>
+    </w:rPr>
+  </w:style>
+  <w:style w:type="character" w:customStyle="1" w:styleId="Heading1Char">
     <w:name w:val="Heading 1 Char"/>
     <w:basedOn w:val="DefaultParagraphFont"/>
     <w:link w:val="Heading1"/>
     <w:uiPriority w:val="9"/>
     <w:rsid w:val="00A10FD9"/>
     <w:rPr>
-      <w:rFonts w:asciiTheme="majorHAnsi" w:cstheme="majorBidi" w:eastAsiaTheme="majorEastAsia" w:hAnsiTheme="majorHAnsi"/>
-      <w:color w:themeColor="accent1" w:themeShade="BF" w:val="0F4761"/>
+      <w:rFonts w:asciiTheme="majorHAnsi" w:eastAsiaTheme="majorEastAsia" w:hAnsiTheme="majorHAnsi" w:cstheme="majorBidi"/>
+      <w:color w:val="0F4761" w:themeColor="accent1" w:themeShade="BF"/>
       <w:sz w:val="40"/>
       <w:szCs w:val="40"/>
     </w:rPr>
   </w:style>
-  <w:style w:customStyle="1" w:styleId="Heading2Char" w:type="character">
+  <w:style w:type="character" w:customStyle="1" w:styleId="Heading2Char">
     <w:name w:val="Heading 2 Char"/>
     <w:basedOn w:val="DefaultParagraphFont"/>
     <w:link w:val="Heading2"/>
@@ -570,13 +878,13 @@
     <w:semiHidden/>
     <w:rsid w:val="00A10FD9"/>
     <w:rPr>
-      <w:rFonts w:asciiTheme="majorHAnsi" w:cstheme="majorBidi" w:eastAsiaTheme="majorEastAsia" w:hAnsiTheme="majorHAnsi"/>
-      <w:color w:themeColor="accent1" w:themeShade="BF" w:val="0F4761"/>
+      <w:rFonts w:asciiTheme="majorHAnsi" w:eastAsiaTheme="majorEastAsia" w:hAnsiTheme="majorHAnsi" w:cstheme="majorBidi"/>
+      <w:color w:val="0F4761" w:themeColor="accent1" w:themeShade="BF"/>
       <w:sz w:val="32"/>
       <w:szCs w:val="32"/>
     </w:rPr>
   </w:style>
-  <w:style w:customStyle="1" w:styleId="Heading3Char" w:type="character">
+  <w:style w:type="character" w:customStyle="1" w:styleId="Heading3Char">
     <w:name w:val="Heading 3 Char"/>
     <w:basedOn w:val="DefaultParagraphFont"/>
     <w:link w:val="Heading3"/>
@@ -584,13 +892,13 @@
     <w:semiHidden/>
     <w:rsid w:val="00A10FD9"/>
     <w:rPr>
-      <w:rFonts w:cstheme="majorBidi" w:eastAsiaTheme="majorEastAsia"/>
-      <w:color w:themeColor="accent1" w:themeShade="BF" w:val="0F4761"/>
+      <w:rFonts w:eastAsiaTheme="majorEastAsia" w:cstheme="majorBidi"/>
+      <w:color w:val="0F4761" w:themeColor="accent1" w:themeShade="BF"/>
       <w:sz w:val="28"/>
       <w:szCs w:val="28"/>
     </w:rPr>
   </w:style>
-  <w:style w:customStyle="1" w:styleId="Heading4Char" w:type="character">
+  <w:style w:type="character" w:customStyle="1" w:styleId="Heading4Char">
     <w:name w:val="Heading 4 Char"/>
     <w:basedOn w:val="DefaultParagraphFont"/>
     <w:link w:val="Heading4"/>
@@ -598,13 +906,13 @@
     <w:semiHidden/>
     <w:rsid w:val="00A10FD9"/>
     <w:rPr>
-      <w:rFonts w:cstheme="majorBidi" w:eastAsiaTheme="majorEastAsia"/>
+      <w:rFonts w:eastAsiaTheme="majorEastAsia" w:cstheme="majorBidi"/>
       <w:i/>
       <w:iCs/>
-      <w:color w:themeColor="accent1" w:themeShade="BF" w:val="0F4761"/>
-    </w:rPr>
-  </w:style>
-  <w:style w:customStyle="1" w:styleId="Heading5Char" w:type="character">
+      <w:color w:val="0F4761" w:themeColor="accent1" w:themeShade="BF"/>
+    </w:rPr>
+  </w:style>
+  <w:style w:type="character" w:customStyle="1" w:styleId="Heading5Char">
     <w:name w:val="Heading 5 Char"/>
     <w:basedOn w:val="DefaultParagraphFont"/>
     <w:link w:val="Heading5"/>
@@ -612,11 +920,11 @@
     <w:semiHidden/>
     <w:rsid w:val="00A10FD9"/>
     <w:rPr>
-      <w:rFonts w:cstheme="majorBidi" w:eastAsiaTheme="majorEastAsia"/>
-      <w:color w:themeColor="accent1" w:themeShade="BF" w:val="0F4761"/>
-    </w:rPr>
-  </w:style>
-  <w:style w:customStyle="1" w:styleId="Heading6Char" w:type="character">
+      <w:rFonts w:eastAsiaTheme="majorEastAsia" w:cstheme="majorBidi"/>
+      <w:color w:val="0F4761" w:themeColor="accent1" w:themeShade="BF"/>
+    </w:rPr>
+  </w:style>
+  <w:style w:type="character" w:customStyle="1" w:styleId="Heading6Char">
     <w:name w:val="Heading 6 Char"/>
     <w:basedOn w:val="DefaultParagraphFont"/>
     <w:link w:val="Heading6"/>
@@ -624,13 +932,13 @@
     <w:semiHidden/>
     <w:rsid w:val="00A10FD9"/>
     <w:rPr>
-      <w:rFonts w:cstheme="majorBidi" w:eastAsiaTheme="majorEastAsia"/>
+      <w:rFonts w:eastAsiaTheme="majorEastAsia" w:cstheme="majorBidi"/>
       <w:i/>
       <w:iCs/>
-      <w:color w:themeColor="text1" w:themeTint="A6" w:val="595959"/>
-    </w:rPr>
-  </w:style>
-  <w:style w:customStyle="1" w:styleId="Heading7Char" w:type="character">
+      <w:color w:val="595959" w:themeColor="text1" w:themeTint="A6"/>
+    </w:rPr>
+  </w:style>
+  <w:style w:type="character" w:customStyle="1" w:styleId="Heading7Char">
     <w:name w:val="Heading 7 Char"/>
     <w:basedOn w:val="DefaultParagraphFont"/>
     <w:link w:val="Heading7"/>
@@ -638,11 +946,11 @@
     <w:semiHidden/>
     <w:rsid w:val="00A10FD9"/>
     <w:rPr>
-      <w:rFonts w:cstheme="majorBidi" w:eastAsiaTheme="majorEastAsia"/>
-      <w:color w:themeColor="text1" w:themeTint="A6" w:val="595959"/>
-    </w:rPr>
-  </w:style>
-  <w:style w:customStyle="1" w:styleId="Heading8Char" w:type="character">
+      <w:rFonts w:eastAsiaTheme="majorEastAsia" w:cstheme="majorBidi"/>
+      <w:color w:val="595959" w:themeColor="text1" w:themeTint="A6"/>
+    </w:rPr>
+  </w:style>
+  <w:style w:type="character" w:customStyle="1" w:styleId="Heading8Char">
     <w:name w:val="Heading 8 Char"/>
     <w:basedOn w:val="DefaultParagraphFont"/>
     <w:link w:val="Heading8"/>
@@ -650,13 +958,13 @@
     <w:semiHidden/>
     <w:rsid w:val="00A10FD9"/>
     <w:rPr>
-      <w:rFonts w:cstheme="majorBidi" w:eastAsiaTheme="majorEastAsia"/>
+      <w:rFonts w:eastAsiaTheme="majorEastAsia" w:cstheme="majorBidi"/>
       <w:i/>
       <w:iCs/>
-      <w:color w:themeColor="text1" w:themeTint="D8" w:val="272727"/>
-    </w:rPr>
-  </w:style>
-  <w:style w:customStyle="1" w:styleId="Heading9Char" w:type="character">
+      <w:color w:val="272727" w:themeColor="text1" w:themeTint="D8"/>
+    </w:rPr>
+  </w:style>
+  <w:style w:type="character" w:customStyle="1" w:styleId="Heading9Char">
     <w:name w:val="Heading 9 Char"/>
     <w:basedOn w:val="DefaultParagraphFont"/>
     <w:link w:val="Heading9"/>
@@ -664,11 +972,11 @@
     <w:semiHidden/>
     <w:rsid w:val="00A10FD9"/>
     <w:rPr>
-      <w:rFonts w:cstheme="majorBidi" w:eastAsiaTheme="majorEastAsia"/>
-      <w:color w:themeColor="text1" w:themeTint="D8" w:val="272727"/>
-    </w:rPr>
-  </w:style>
-  <w:style w:styleId="BlockText" w:type="paragraph">
+      <w:rFonts w:eastAsiaTheme="majorEastAsia" w:cstheme="majorBidi"/>
+      <w:color w:val="272727" w:themeColor="text1" w:themeTint="D8"/>
+    </w:rPr>
+  </w:style>
+  <w:style w:type="paragraph" w:styleId="BlockText">
     <w:name w:val="Block Text"/>
     <w:basedOn w:val="BodyText"/>
     <w:next w:val="BodyText"/>
@@ -676,11 +984,11 @@
     <w:unhideWhenUsed/>
     <w:qFormat/>
     <w:pPr>
-      <w:spacing w:after="100" w:before="100"/>
+      <w:spacing w:before="100" w:after="100"/>
       <w:ind w:firstLine="0" w:left="480" w:right="480"/>
     </w:pPr>
   </w:style>
-  <w:style w:styleId="FootnoteText" w:type="paragraph">
+  <w:style w:type="paragraph" w:styleId="FootnoteText">
     <w:name w:val="Footnote Text"/>
     <w:basedOn w:val="Normal"/>
     <w:next w:val="FootnoteText"/>
@@ -688,7 +996,7 @@
     <w:unhideWhenUsed/>
     <w:qFormat/>
   </w:style>
-  <w:style w:styleId="FootnoteBlockText" w:type="paragraph">
+  <w:style w:type="paragraph" w:styleId="FootnoteBlockText">
     <w:name w:val="Footnote Block Text"/>
     <w:basedOn w:val="FootnoteText"/>
     <w:next w:val="FootnoteText"/>
@@ -696,30 +1004,21 @@
     <w:unhideWhenUsed/>
     <w:qFormat/>
     <w:pPr>
-      <w:spacing w:after="100" w:before="100"/>
+      <w:spacing w:before="100" w:after="100"/>
       <w:ind w:firstLine="0" w:left="480" w:right="480"/>
     </w:pPr>
   </w:style>
-  <w:style w:default="1" w:styleId="DefaultParagraphFont" w:type="character">
+  <w:style w:type="character" w:default="1" w:styleId="DefaultParagraphFont">
     <w:name w:val="Default Paragraph Font"/>
     <w:semiHidden/>
     <w:unhideWhenUsed/>
   </w:style>
-  <w:style w:default="1" w:styleId="Table" w:type="table">
+  <w:style w:type="table" w:default="1" w:styleId="Table">
     <w:name w:val="Table"/>
     <w:basedOn w:val="TableNormal"/>
     <w:semiHidden/>
     <w:unhideWhenUsed/>
     <w:qFormat/>
-    <w:tblPr>
-      <w:tblInd w:type="dxa" w:w="0"/>
-      <w:tblCellMar>
-        <w:top w:type="dxa" w:w="0"/>
-        <w:left w:type="dxa" w:w="108"/>
-        <w:bottom w:type="dxa" w:w="0"/>
-        <w:right w:type="dxa" w:w="108"/>
-      </w:tblCellMar>
-    </w:tblPr>
     <w:tblStylePr w:type="firstRow">
       <w:tcPr>
         <w:tcBorders>
@@ -728,8 +1027,18 @@
         <w:vAlign w:val="bottom"/>
       </w:tcPr>
     </w:tblStylePr>
-  </w:style>
-  <w:style w:customStyle="1" w:styleId="DefinitionTerm" w:type="paragraph">
+    <w:tblPr>
+      <w:tblBorders>
+        <w:top w:val="single" w:sz="4" w:space="0" w:color="444444"/>
+        <w:left w:val="single" w:sz="4" w:space="0" w:color="444444"/>
+        <w:bottom w:val="single" w:sz="4" w:space="0" w:color="444444"/>
+        <w:right w:val="single" w:sz="4" w:space="0" w:color="444444"/>
+        <w:insideH w:val="single" w:sz="4" w:space="0" w:color="888888"/>
+        <w:insideV w:val="single" w:sz="4" w:space="0" w:color="888888"/>
+      </w:tblBorders>
+    </w:tblPr>
+  </w:style>
+  <w:style w:type="paragraph" w:customStyle="1" w:styleId="DefinitionTerm">
     <w:name w:val="Definition Term"/>
     <w:basedOn w:val="Normal"/>
     <w:next w:val="Definition"/>
@@ -742,49 +1051,49 @@
       <w:b/>
     </w:rPr>
   </w:style>
-  <w:style w:customStyle="1" w:styleId="Definition" w:type="paragraph">
+  <w:style w:type="paragraph" w:customStyle="1" w:styleId="Definition">
     <w:name w:val="Definition"/>
     <w:basedOn w:val="Normal"/>
   </w:style>
-  <w:style w:styleId="Caption" w:type="paragraph">
+  <w:style w:type="paragraph" w:styleId="Caption">
     <w:name w:val="Caption"/>
     <w:basedOn w:val="Normal"/>
     <w:link w:val="BodyTextChar"/>
     <w:pPr>
-      <w:spacing w:after="120" w:before="0"/>
+      <w:spacing w:before="0" w:after="120"/>
     </w:pPr>
     <w:rPr>
       <w:i/>
     </w:rPr>
   </w:style>
-  <w:style w:customStyle="1" w:styleId="TableCaption" w:type="paragraph">
+  <w:style w:type="paragraph" w:customStyle="1" w:styleId="TableCaption">
     <w:name w:val="Table Caption"/>
     <w:basedOn w:val="Caption"/>
     <w:pPr>
       <w:keepNext/>
     </w:pPr>
   </w:style>
-  <w:style w:customStyle="1" w:styleId="ImageCaption" w:type="paragraph">
+  <w:style w:type="paragraph" w:customStyle="1" w:styleId="ImageCaption">
     <w:name w:val="Image Caption"/>
     <w:basedOn w:val="Caption"/>
   </w:style>
-  <w:style w:customStyle="1" w:styleId="Figure" w:type="paragraph">
+  <w:style w:type="paragraph" w:customStyle="1" w:styleId="Figure">
     <w:name w:val="Figure"/>
     <w:basedOn w:val="Normal"/>
   </w:style>
-  <w:style w:customStyle="1" w:styleId="CaptionedFigure" w:type="paragraph">
+  <w:style w:type="paragraph" w:customStyle="1" w:styleId="CaptionedFigure">
     <w:name w:val="Captioned Figure"/>
     <w:basedOn w:val="Figure"/>
     <w:pPr>
       <w:keepNext/>
     </w:pPr>
   </w:style>
-  <w:style w:customStyle="1" w:styleId="BodyTextChar" w:type="character">
+  <w:style w:type="character" w:customStyle="1" w:styleId="BodyTextChar">
     <w:name w:val="Body Text Char"/>
     <w:basedOn w:val="DefaultParagraphFont"/>
     <w:link w:val="BodyText"/>
   </w:style>
-  <w:style w:customStyle="1" w:styleId="VerbatimChar" w:type="character">
+  <w:style w:type="character" w:customStyle="1" w:styleId="VerbatimChar">
     <w:name w:val="Verbatim Char"/>
     <w:basedOn w:val="BodyTextChar"/>
     <w:rPr>
@@ -792,25 +1101,25 @@
       <w:sz w:val="22"/>
     </w:rPr>
   </w:style>
-  <w:style w:customStyle="1" w:styleId="SectionNumber" w:type="character">
+  <w:style w:type="character" w:customStyle="1" w:styleId="SectionNumber">
     <w:name w:val="Section Number"/>
     <w:basedOn w:val="BodyTextChar"/>
   </w:style>
-  <w:style w:styleId="FootnoteReference" w:type="character">
+  <w:style w:type="character" w:styleId="FootnoteReference">
     <w:name w:val="Footnote Reference"/>
     <w:basedOn w:val="BodyTextChar"/>
     <w:rPr>
       <w:vertAlign w:val="superscript"/>
     </w:rPr>
   </w:style>
-  <w:style w:styleId="Hyperlink" w:type="character">
+  <w:style w:type="character" w:styleId="Hyperlink">
     <w:name w:val="Hyperlink"/>
     <w:basedOn w:val="BodyTextChar"/>
     <w:rPr>
-      <w:color w:themeColor="accent1" w:val="4F81BD"/>
-    </w:rPr>
-  </w:style>
-  <w:style w:styleId="TOCHeading" w:type="paragraph">
+      <w:color w:val="4F81BD" w:themeColor="accent1"/>
+    </w:rPr>
+  </w:style>
+  <w:style w:type="paragraph" w:styleId="TOCHeading">
     <w:name w:val="TOC Heading"/>
     <w:basedOn w:val="Heading1"/>
     <w:next w:val="BodyText"/>
@@ -822,245 +1131,11 @@
       <w:outlineLvl w:val="9"/>
     </w:pPr>
     <w:rPr>
-      <w:rFonts w:asciiTheme="majorHAnsi" w:cstheme="majorBidi" w:eastAsiaTheme="majorEastAsia" w:hAnsiTheme="majorHAnsi"/>
+      <w:rFonts w:asciiTheme="majorHAnsi" w:eastAsiaTheme="majorEastAsia" w:hAnsiTheme="majorHAnsi" w:cstheme="majorBidi"/>
       <w:b w:val="0"/>
       <w:bCs w:val="0"/>
-      <w:color w:themeColor="accent1" w:themeShade="BF" w:val="365F91"/>
-    </w:rPr>
-  </w:style>
-  <w:style w:type="paragraph" w:customStyle="1" w:styleId="SourceCode">
-    <w:name w:val="Source Code"/>
-    <w:basedOn w:val="Normal"/>
-    <w:link w:val="VerbatimChar"/>
-    <w:pPr>
-      <w:wordWrap w:val="off"/>
-    </w:pPr>
-  </w:style>
-  <w:style w:type="character" w:customStyle="1" w:styleId="KeywordTok">
-    <w:name w:val="KeywordTok"/>
-    <w:basedOn w:val="VerbatimChar"/>
-    <w:rPr>
-      <w:b/>
-      <w:color w:val="007020"/>
-    </w:rPr>
-  </w:style>
-  <w:style w:type="character" w:customStyle="1" w:styleId="DataTypeTok">
-    <w:name w:val="DataTypeTok"/>
-    <w:basedOn w:val="VerbatimChar"/>
-    <w:rPr>
-      <w:color w:val="902000"/>
-    </w:rPr>
-  </w:style>
-  <w:style w:type="character" w:customStyle="1" w:styleId="DecValTok">
-    <w:name w:val="DecValTok"/>
-    <w:basedOn w:val="VerbatimChar"/>
-    <w:rPr>
-      <w:color w:val="40a070"/>
-    </w:rPr>
-  </w:style>
-  <w:style w:type="character" w:customStyle="1" w:styleId="BaseNTok">
-    <w:name w:val="BaseNTok"/>
-    <w:basedOn w:val="VerbatimChar"/>
-    <w:rPr>
-      <w:color w:val="40a070"/>
-    </w:rPr>
-  </w:style>
-  <w:style w:type="character" w:customStyle="1" w:styleId="FloatTok">
-    <w:name w:val="FloatTok"/>
-    <w:basedOn w:val="VerbatimChar"/>
-    <w:rPr>
-      <w:color w:val="40a070"/>
-    </w:rPr>
-  </w:style>
-  <w:style w:type="character" w:customStyle="1" w:styleId="ConstantTok">
-    <w:name w:val="ConstantTok"/>
-    <w:basedOn w:val="VerbatimChar"/>
-    <w:rPr>
-      <w:color w:val="880000"/>
-    </w:rPr>
-  </w:style>
-  <w:style w:type="character" w:customStyle="1" w:styleId="CharTok">
-    <w:name w:val="CharTok"/>
-    <w:basedOn w:val="VerbatimChar"/>
-    <w:rPr>
-      <w:color w:val="4070a0"/>
-    </w:rPr>
-  </w:style>
-  <w:style w:type="character" w:customStyle="1" w:styleId="SpecialCharTok">
-    <w:name w:val="SpecialCharTok"/>
-    <w:basedOn w:val="VerbatimChar"/>
-    <w:rPr>
-      <w:color w:val="4070a0"/>
-    </w:rPr>
-  </w:style>
-  <w:style w:type="character" w:customStyle="1" w:styleId="StringTok">
-    <w:name w:val="StringTok"/>
-    <w:basedOn w:val="VerbatimChar"/>
-    <w:rPr>
-      <w:color w:val="4070a0"/>
-    </w:rPr>
-  </w:style>
-  <w:style w:type="character" w:customStyle="1" w:styleId="VerbatimStringTok">
-    <w:name w:val="VerbatimStringTok"/>
-    <w:basedOn w:val="VerbatimChar"/>
-    <w:rPr>
-      <w:color w:val="4070a0"/>
-    </w:rPr>
-  </w:style>
-  <w:style w:type="character" w:customStyle="1" w:styleId="SpecialStringTok">
-    <w:name w:val="SpecialStringTok"/>
-    <w:basedOn w:val="VerbatimChar"/>
-    <w:rPr>
-      <w:color w:val="bb6688"/>
-    </w:rPr>
-  </w:style>
-  <w:style w:type="character" w:customStyle="1" w:styleId="ImportTok">
-    <w:name w:val="ImportTok"/>
-    <w:basedOn w:val="VerbatimChar"/>
-    <w:rPr>
-      <w:b/>
-      <w:color w:val="008000"/>
-    </w:rPr>
-  </w:style>
-  <w:style w:type="character" w:customStyle="1" w:styleId="CommentTok">
-    <w:name w:val="CommentTok"/>
-    <w:basedOn w:val="VerbatimChar"/>
-    <w:rPr>
-      <w:i/>
-      <w:color w:val="60a0b0"/>
-    </w:rPr>
-  </w:style>
-  <w:style w:type="character" w:customStyle="1" w:styleId="DocumentationTok">
-    <w:name w:val="DocumentationTok"/>
-    <w:basedOn w:val="VerbatimChar"/>
-    <w:rPr>
-      <w:i/>
-      <w:color w:val="ba2121"/>
-    </w:rPr>
-  </w:style>
-  <w:style w:type="character" w:customStyle="1" w:styleId="AnnotationTok">
-    <w:name w:val="AnnotationTok"/>
-    <w:basedOn w:val="VerbatimChar"/>
-    <w:rPr>
-      <w:b/>
-      <w:i/>
-      <w:color w:val="60a0b0"/>
-    </w:rPr>
-  </w:style>
-  <w:style w:type="character" w:customStyle="1" w:styleId="CommentVarTok">
-    <w:name w:val="CommentVarTok"/>
-    <w:basedOn w:val="VerbatimChar"/>
-    <w:rPr>
-      <w:b/>
-      <w:i/>
-      <w:color w:val="60a0b0"/>
-    </w:rPr>
-  </w:style>
-  <w:style w:type="character" w:customStyle="1" w:styleId="OtherTok">
-    <w:name w:val="OtherTok"/>
-    <w:basedOn w:val="VerbatimChar"/>
-    <w:rPr>
-      <w:color w:val="007020"/>
-    </w:rPr>
-  </w:style>
-  <w:style w:type="character" w:customStyle="1" w:styleId="FunctionTok">
-    <w:name w:val="FunctionTok"/>
-    <w:basedOn w:val="VerbatimChar"/>
-    <w:rPr>
-      <w:color w:val="06287e"/>
-    </w:rPr>
-  </w:style>
-  <w:style w:type="character" w:customStyle="1" w:styleId="VariableTok">
-    <w:name w:val="VariableTok"/>
-    <w:basedOn w:val="VerbatimChar"/>
-    <w:rPr>
-      <w:color w:val="19177c"/>
-    </w:rPr>
-  </w:style>
-  <w:style w:type="character" w:customStyle="1" w:styleId="ControlFlowTok">
-    <w:name w:val="ControlFlowTok"/>
-    <w:basedOn w:val="VerbatimChar"/>
-    <w:rPr>
-      <w:b/>
-      <w:color w:val="007020"/>
-    </w:rPr>
-  </w:style>
-  <w:style w:type="character" w:customStyle="1" w:styleId="OperatorTok">
-    <w:name w:val="OperatorTok"/>
-    <w:basedOn w:val="VerbatimChar"/>
-    <w:rPr>
-      <w:color w:val="666666"/>
-    </w:rPr>
-  </w:style>
-  <w:style w:type="character" w:customStyle="1" w:styleId="BuiltInTok">
-    <w:name w:val="BuiltInTok"/>
-    <w:basedOn w:val="VerbatimChar"/>
-    <w:rPr>
-      <w:color w:val="008000"/>
-    </w:rPr>
-  </w:style>
-  <w:style w:type="character" w:customStyle="1" w:styleId="ExtensionTok">
-    <w:name w:val="ExtensionTok"/>
-    <w:basedOn w:val="VerbatimChar"/>
-    <w:rPr/>
-  </w:style>
-  <w:style w:type="character" w:customStyle="1" w:styleId="PreprocessorTok">
-    <w:name w:val="PreprocessorTok"/>
-    <w:basedOn w:val="VerbatimChar"/>
-    <w:rPr>
-      <w:color w:val="bc7a00"/>
-    </w:rPr>
-  </w:style>
-  <w:style w:type="character" w:customStyle="1" w:styleId="AttributeTok">
-    <w:name w:val="AttributeTok"/>
-    <w:basedOn w:val="VerbatimChar"/>
-    <w:rPr>
-      <w:color w:val="7d9029"/>
-    </w:rPr>
-  </w:style>
-  <w:style w:type="character" w:customStyle="1" w:styleId="RegionMarkerTok">
-    <w:name w:val="RegionMarkerTok"/>
-    <w:basedOn w:val="VerbatimChar"/>
-    <w:rPr/>
-  </w:style>
-  <w:style w:type="character" w:customStyle="1" w:styleId="InformationTok">
-    <w:name w:val="InformationTok"/>
-    <w:basedOn w:val="VerbatimChar"/>
-    <w:rPr>
-      <w:b/>
-      <w:i/>
-      <w:color w:val="60a0b0"/>
-    </w:rPr>
-  </w:style>
-  <w:style w:type="character" w:customStyle="1" w:styleId="WarningTok">
-    <w:name w:val="WarningTok"/>
-    <w:basedOn w:val="VerbatimChar"/>
-    <w:rPr>
-      <w:b/>
-      <w:i/>
-      <w:color w:val="60a0b0"/>
-    </w:rPr>
-  </w:style>
-  <w:style w:type="character" w:customStyle="1" w:styleId="AlertTok">
-    <w:name w:val="AlertTok"/>
-    <w:basedOn w:val="VerbatimChar"/>
-    <w:rPr>
-      <w:b/>
-      <w:color w:val="ff0000"/>
-    </w:rPr>
-  </w:style>
-  <w:style w:type="character" w:customStyle="1" w:styleId="ErrorTok">
-    <w:name w:val="ErrorTok"/>
-    <w:basedOn w:val="VerbatimChar"/>
-    <w:rPr>
-      <w:b/>
-      <w:color w:val="ff0000"/>
-    </w:rPr>
-  </w:style>
-  <w:style w:type="character" w:customStyle="1" w:styleId="NormalTok">
-    <w:name w:val="NormalTok"/>
-    <w:basedOn w:val="VerbatimChar"/>
-    <w:rPr/>
+      <w:color w:val="365F91" w:themeColor="accent1" w:themeShade="BF"/>
+    </w:rPr>
   </w:style>
 </w:styles>
 </file>
